--- a/docs/Protocole_IQ_Filum.docx
+++ b/docs/Protocole_IQ_Filum.docx
@@ -1353,7 +1353,7 @@
                 <w:sz w:val="17"/>
                 <w:szCs w:val="17"/>
               </w:rPr>
-              <w:t xml:space="preserve">Les deux sont refusées et redirigent vers l'écran de connexion, sans divulguer de contenu. (Vérifie URS-01.)</w:t>
+              <w:t xml:space="preserve">Les deux affichent l'écran de connexion à la place du contenu demandé : aucune donnée du dossier de conception n'apparaît, ni nom d'organisation ni nom de programme. (Vérifie URS-01.)</w:t>
             </w:r>
           </w:p>
         </w:tc>

--- a/docs/Protocole_IQ_Filum.docx
+++ b/docs/Protocole_IQ_Filum.docx
@@ -1083,7 +1083,7 @@
                 <w:sz w:val="17"/>
                 <w:szCs w:val="17"/>
               </w:rPr>
-              <w:t xml:space="preserve">Les migrations s'appliquent sans erreur, le compte administrateur, le programme et la bibliothèque de normes sont créés, le service passe à l'état sain (healthcheck).</w:t>
+              <w:t xml:space="preserve">Les migrations s'appliquent sans erreur, le compte administrateur, le programme et la bibliothèque de normes sont créés, le service passe à l'état sain (healthcheck). Relever le numéro de version annoncé dans le journal : l'étape IQ-07 le confrontera à celui qu'affiche l'interface.</w:t>
             </w:r>
           </w:p>
         </w:tc>
@@ -1488,7 +1488,7 @@
                 <w:sz w:val="17"/>
                 <w:szCs w:val="17"/>
               </w:rPr>
-              <w:t xml:space="preserve">Le changement aboutit, la reconnexion avec l'ancien mot de passe échoue, et le numéro de version relevé est celui de la livraison. Sans cette étape, les signatures ne sont pas attribuables au seul titulaire.</w:t>
+              <w:t xml:space="preserve">Le changement aboutit, la reconnexion avec l'ancien mot de passe échoue, et le numéro de version relevé est celui de la livraison — IDENTIQUE à celui annoncé dans le journal à l'étape IQ-04. Sans cette étape, les signatures ne sont pas attribuables au seul titulaire.</w:t>
             </w:r>
           </w:p>
         </w:tc>

--- a/docs/Protocole_IQ_Filum.docx
+++ b/docs/Protocole_IQ_Filum.docx
@@ -790,7 +790,7 @@
                 <w:sz w:val="17"/>
                 <w:szCs w:val="17"/>
               </w:rPr>
-              <w:t xml:space="preserve">Charger l'archive d'image (`docker load -i filum-image.tar`) et relever l'identifiant et l'empreinte de l'image obtenue (`docker images --digests`).</w:t>
+              <w:t xml:space="preserve">Vérifier d'abord l'empreinte de l'ARCHIVE reçue, sans Docker : `sha256sum -c filum-&lt;version&gt;.tar.gz.sha256`, ou sous Windows `Get-FileHash filum-&lt;version&gt;.tar.gz -Algorithm SHA256`. Puis la charger : `docker load -i filum-&lt;version&gt;.tar.gz`, et relever l'identifiant de l'image obtenue : `docker image inspect filum:latest --format '{{.ID}}'`.</w:t>
             </w:r>
           </w:p>
         </w:tc>
@@ -813,7 +813,7 @@
                 <w:sz w:val="17"/>
                 <w:szCs w:val="17"/>
               </w:rPr>
-              <w:t xml:space="preserve">L'empreinte relevée correspond à celle communiquée par l'éditeur avec la livraison.</w:t>
+              <w:t xml:space="preserve">Les DEUX empreintes correspondent à celles communiquées par l'éditeur : celle de l'archive atteste que la livraison est intacte, celle de l'image atteste que c'est bien l'image construite par l'éditeur. Ne reconstruisez pas l'image pour vérifier — deux constructions du même code donnent des empreintes différentes, et la comparaison échouerait sur une livraison pourtant intacte.</w:t>
             </w:r>
           </w:p>
         </w:tc>

--- a/docs/Protocole_IQ_Filum.docx
+++ b/docs/Protocole_IQ_Filum.docx
@@ -1758,7 +1758,7 @@
                 <w:sz w:val="17"/>
                 <w:szCs w:val="17"/>
               </w:rPr>
-              <w:t xml:space="preserve">Les deux archives sont produites et les deux contrôles répondent « vérifié ». Une archive vide se produit sans erreur : c'est ce que le contrôle détecte.</w:t>
+              <w:t xml:space="preserve">Les deux volumes existent AVANT la sauvegarde (le contrôle préalable le dit), les deux archives sont produites, et l'archive de base contient filum.db. Le nombre d'enregistrements archivés est relevé : sur une installation en service, zéro est un signal.</w:t>
             </w:r>
           </w:p>
         </w:tc>

--- a/docs/Protocole_IQ_Filum.docx
+++ b/docs/Protocole_IQ_Filum.docx
@@ -65,7 +65,7 @@
           <w:sz w:val="20"/>
           <w:szCs w:val="20"/>
         </w:rPr>
-        <w:t xml:space="preserve">Ce protocole qualifie l'INSTALLATION de Filum version 1.2.0 sur votre infrastructure. Il est conçu pour être exécuté par la personne ou le prestataire qui administre vos serveurs — pas par votre ingénieur qualité : les opérations relèvent de l'exploitation informatique.</w:t>
+        <w:t xml:space="preserve">Ce protocole qualifie l'INSTALLATION de Filum version 1.2.1 sur votre infrastructure. Il est conçu pour être exécuté par la personne ou le prestataire qui administre vos serveurs — pas par votre ingénieur qualité : les opérations relèvent de l'exploitation informatique.</w:t>
       </w:r>
     </w:p>
     <w:p>
@@ -3224,7 +3224,7 @@
         <w:sz w:val="15"/>
         <w:szCs w:val="15"/>
       </w:rPr>
-      <w:t xml:space="preserve">   ·   Version 1.2.0 · à exécuter et signer par votre organisation</w:t>
+      <w:t xml:space="preserve">   ·   Version 1.2.1 · à exécuter et signer par votre organisation</w:t>
     </w:r>
   </w:p>
 </w:ftr>
